--- a/templates/outage_template.docx
+++ b/templates/outage_template.docx
@@ -29,7 +29,7 @@
           <w:noProof/>
         </w:rPr>
         <w:drawing>
-          <wp:inline distT="0" distB="0" distL="0" distR="0" wp14:anchorId="2D7B691C" wp14:editId="20F2D22F">
+          <wp:inline distT="0" distB="0" distL="0" distR="0" wp14:anchorId="2D7B691C" wp14:editId="2075DD08">
             <wp:extent cx="1367790" cy="1153160"/>
             <wp:effectExtent l="0" t="0" r="3810" b="8890"/>
             <wp:docPr id="112" name="รูปภาพ 112"/>
@@ -122,12 +122,21 @@
         </w:rPr>
         <w:t>/</w:t>
       </w:r>
-      <w:r>
-        <w:rPr>
-          <w:rFonts w:ascii="TH SarabunIT๙" w:hAnsi="TH SarabunIT๙" w:cs="TH SarabunIT๙"/>
-          <w:cs/>
-        </w:rPr>
-        <w:t>กบ.</w:t>
+      <w:proofErr w:type="spellStart"/>
+      <w:r>
+        <w:rPr>
+          <w:rFonts w:ascii="TH SarabunIT๙" w:hAnsi="TH SarabunIT๙" w:cs="TH SarabunIT๙" w:hint="cs"/>
+          <w:cs/>
+        </w:rPr>
+        <w:t>กฟ</w:t>
+      </w:r>
+      <w:proofErr w:type="spellEnd"/>
+      <w:r>
+        <w:rPr>
+          <w:rFonts w:ascii="TH SarabunIT๙" w:hAnsi="TH SarabunIT๙" w:cs="TH SarabunIT๙" w:hint="cs"/>
+          <w:cs/>
+        </w:rPr>
+        <w:t>จ.กบ.</w:t>
       </w:r>
       <w:r>
         <w:rPr>
@@ -272,7 +281,7 @@
         <w:spacing w:before="120"/>
         <w:jc w:val="both"/>
         <w:rPr>
-          <w:rFonts w:ascii="TH SarabunIT๙" w:hAnsi="TH SarabunIT๙" w:cs="TH SarabunIT๙"/>
+          <w:rFonts w:ascii="TH SarabunIT๙" w:hAnsi="TH SarabunIT๙" w:cs="TH SarabunIT๙" w:hint="cs"/>
         </w:rPr>
       </w:pPr>
       <w:r>
@@ -301,7 +310,7 @@
           <w:rFonts w:ascii="TH SarabunIT๙" w:hAnsi="TH SarabunIT๙" w:cs="TH SarabunIT๙" w:hint="cs"/>
           <w:cs/>
         </w:rPr>
-        <w:t>ผู้อำนวยการท่าอากาศยานนานาชาติกระบี่</w:t>
+        <w:t>หัวหน้าหน่วยงาน/เจ้าของกิจการ/เจ้าของบ้านพักอาศัย</w:t>
       </w:r>
     </w:p>
     <w:p>
@@ -382,8 +391,6 @@
           <w:szCs w:val="16"/>
         </w:rPr>
       </w:pPr>
-      <w:bookmarkStart w:id="0" w:name="_GoBack"/>
-      <w:bookmarkEnd w:id="0"/>
     </w:p>
     <w:p>
       <w:pPr>
@@ -573,16 +580,6 @@
           <w:rFonts w:ascii="TH SarabunIT๙" w:hAnsi="TH SarabunIT๙" w:cs="TH SarabunIT๙"/>
         </w:rPr>
       </w:pPr>
-    </w:p>
-    <w:p>
-      <w:pPr>
-        <w:ind w:firstLine="720"/>
-        <w:jc w:val="center"/>
-        <w:rPr>
-          <w:rFonts w:ascii="TH SarabunIT๙" w:hAnsi="TH SarabunIT๙" w:cs="TH SarabunIT๙"/>
-          <w:cs/>
-        </w:rPr>
-      </w:pPr>
       <w:r>
         <w:rPr>
           <w:rFonts w:ascii="TH SarabunIT๙" w:hAnsi="TH SarabunIT๙" w:cs="TH SarabunIT๙"/>
@@ -590,9 +587,17 @@
           <w14:ligatures w14:val="standardContextual"/>
         </w:rPr>
         <w:drawing>
-          <wp:inline distT="0" distB="0" distL="0" distR="0" wp14:anchorId="1FDDEB55" wp14:editId="30BEF0FD">
-            <wp:extent cx="1664761" cy="1853225"/>
-            <wp:effectExtent l="0" t="0" r="0" b="0"/>
+          <wp:anchor distT="0" distB="0" distL="114300" distR="114300" simplePos="0" relativeHeight="251661312" behindDoc="0" locked="0" layoutInCell="1" allowOverlap="1" wp14:anchorId="1FDDEB55" wp14:editId="5CB15A34">
+            <wp:simplePos x="0" y="0"/>
+            <wp:positionH relativeFrom="column">
+              <wp:posOffset>4240589</wp:posOffset>
+            </wp:positionH>
+            <wp:positionV relativeFrom="paragraph">
+              <wp:posOffset>158824</wp:posOffset>
+            </wp:positionV>
+            <wp:extent cx="1348945" cy="1501657"/>
+            <wp:effectExtent l="0" t="0" r="3810" b="3810"/>
+            <wp:wrapNone/>
             <wp:docPr id="1" name="รูปภาพ 1"/>
             <wp:cNvGraphicFramePr>
               <a:graphicFrameLocks xmlns:a="http://schemas.openxmlformats.org/drawingml/2006/main" noChangeAspect="1"/>
@@ -619,7 +624,7 @@
                   <pic:spPr>
                     <a:xfrm>
                       <a:off x="0" y="0"/>
-                      <a:ext cx="1736417" cy="1932993"/>
+                      <a:ext cx="1348945" cy="1501657"/>
                     </a:xfrm>
                     <a:prstGeom prst="rect">
                       <a:avLst/>
@@ -628,29 +633,209 @@
                 </pic:pic>
               </a:graphicData>
             </a:graphic>
-          </wp:inline>
+            <wp14:sizeRelH relativeFrom="margin">
+              <wp14:pctWidth>0</wp14:pctWidth>
+            </wp14:sizeRelH>
+            <wp14:sizeRelV relativeFrom="margin">
+              <wp14:pctHeight>0</wp14:pctHeight>
+            </wp14:sizeRelV>
+          </wp:anchor>
         </w:drawing>
       </w:r>
     </w:p>
     <w:p>
       <w:pPr>
         <w:ind w:firstLine="720"/>
-        <w:jc w:val="center"/>
-        <w:rPr>
-          <w:rFonts w:ascii="TH SarabunIT๙" w:hAnsi="TH SarabunIT๙" w:cs="TH SarabunIT๙"/>
-          <w:cs/>
-        </w:rPr>
-      </w:pPr>
-      <w:r>
-        <w:rPr>
-          <w:rFonts w:ascii="TH SarabunIT๙" w:hAnsi="TH SarabunIT๙" w:cs="TH SarabunIT๙"/>
-        </w:rPr>
-        <w:t xml:space="preserve">Scan </w:t>
+        <w:jc w:val="thaiDistribute"/>
+        <w:rPr>
+          <w:rFonts w:ascii="TH SarabunIT๙" w:hAnsi="TH SarabunIT๙" w:cs="TH SarabunIT๙" w:hint="cs"/>
+          <w:cs/>
+        </w:rPr>
+      </w:pPr>
+    </w:p>
+    <w:p>
+      <w:pPr>
+        <w:rPr>
+          <w:rFonts w:ascii="TH SarabunIT๙" w:hAnsi="TH SarabunIT๙" w:cs="TH SarabunIT๙" w:hint="cs"/>
+          <w:b/>
+          <w:bCs/>
+          <w:sz w:val="56"/>
+          <w:szCs w:val="56"/>
+          <w:cs/>
+        </w:rPr>
+      </w:pPr>
+      <w:r>
+        <w:rPr>
+          <w:rFonts w:ascii="TH SarabunIT๙" w:hAnsi="TH SarabunIT๙" w:cs="TH SarabunIT๙" w:hint="cs"/>
+          <w:b/>
+          <w:bCs/>
+          <w:noProof/>
+          <w:sz w:val="56"/>
+          <w:szCs w:val="56"/>
+          <w:lang w:val="th-TH"/>
+          <w14:ligatures w14:val="standardContextual"/>
+        </w:rPr>
+        <mc:AlternateContent>
+          <mc:Choice Requires="wps">
+            <w:drawing>
+              <wp:anchor distT="0" distB="0" distL="114300" distR="114300" simplePos="0" relativeHeight="251666432" behindDoc="0" locked="0" layoutInCell="1" allowOverlap="1" wp14:anchorId="4D885104" wp14:editId="0513CCF6">
+                <wp:simplePos x="0" y="0"/>
+                <wp:positionH relativeFrom="column">
+                  <wp:posOffset>3391225</wp:posOffset>
+                </wp:positionH>
+                <wp:positionV relativeFrom="paragraph">
+                  <wp:posOffset>275974</wp:posOffset>
+                </wp:positionV>
+                <wp:extent cx="403225" cy="329609"/>
+                <wp:effectExtent l="0" t="0" r="0" b="0"/>
+                <wp:wrapNone/>
+                <wp:docPr id="5" name="ลูกศร: ขวา 5"/>
+                <wp:cNvGraphicFramePr/>
+                <a:graphic xmlns:a="http://schemas.openxmlformats.org/drawingml/2006/main">
+                  <a:graphicData uri="http://schemas.microsoft.com/office/word/2010/wordprocessingShape">
+                    <wps:wsp>
+                      <wps:cNvSpPr/>
+                      <wps:spPr>
+                        <a:xfrm>
+                          <a:off x="0" y="0"/>
+                          <a:ext cx="403225" cy="329609"/>
+                        </a:xfrm>
+                        <a:prstGeom prst="rightArrow">
+                          <a:avLst/>
+                        </a:prstGeom>
+                        <a:ln>
+                          <a:noFill/>
+                        </a:ln>
+                      </wps:spPr>
+                      <wps:style>
+                        <a:lnRef idx="2">
+                          <a:schemeClr val="dk1">
+                            <a:shade val="50000"/>
+                          </a:schemeClr>
+                        </a:lnRef>
+                        <a:fillRef idx="1">
+                          <a:schemeClr val="dk1"/>
+                        </a:fillRef>
+                        <a:effectRef idx="0">
+                          <a:schemeClr val="dk1"/>
+                        </a:effectRef>
+                        <a:fontRef idx="minor">
+                          <a:schemeClr val="lt1"/>
+                        </a:fontRef>
+                      </wps:style>
+                      <wps:bodyPr rot="0" spcFirstLastPara="0" vertOverflow="overflow" horzOverflow="overflow" vert="horz" wrap="square" lIns="91440" tIns="45720" rIns="91440" bIns="45720" numCol="1" spcCol="0" rtlCol="0" fromWordArt="0" anchor="ctr" anchorCtr="0" forceAA="0" compatLnSpc="1">
+                        <a:prstTxWarp prst="textNoShape">
+                          <a:avLst/>
+                        </a:prstTxWarp>
+                        <a:noAutofit/>
+                      </wps:bodyPr>
+                    </wps:wsp>
+                  </a:graphicData>
+                </a:graphic>
+                <wp14:sizeRelH relativeFrom="margin">
+                  <wp14:pctWidth>0</wp14:pctWidth>
+                </wp14:sizeRelH>
+                <wp14:sizeRelV relativeFrom="margin">
+                  <wp14:pctHeight>0</wp14:pctHeight>
+                </wp14:sizeRelV>
+              </wp:anchor>
+            </w:drawing>
+          </mc:Choice>
+          <mc:Fallback>
+            <w:pict>
+              <v:shapetype w14:anchorId="6EB588ED" id="_x0000_t13" coordsize="21600,21600" o:spt="13" adj="16200,5400" path="m@0,l@0@1,0@1,0@2@0@2@0,21600,21600,10800xe">
+                <v:stroke joinstyle="miter"/>
+                <v:formulas>
+                  <v:f eqn="val #0"/>
+                  <v:f eqn="val #1"/>
+                  <v:f eqn="sum height 0 #1"/>
+                  <v:f eqn="sum 10800 0 #1"/>
+                  <v:f eqn="sum width 0 #0"/>
+                  <v:f eqn="prod @4 @3 10800"/>
+                  <v:f eqn="sum width 0 @5"/>
+                </v:formulas>
+                <v:path o:connecttype="custom" o:connectlocs="@0,0;0,10800;@0,21600;21600,10800" o:connectangles="270,180,90,0" textboxrect="0,@1,@6,@2"/>
+                <v:handles>
+                  <v:h position="#0,#1" xrange="0,21600" yrange="0,10800"/>
+                </v:handles>
+              </v:shapetype>
+              <v:shape id="ลูกศร: ขวา 5" o:spid="_x0000_s1026" type="#_x0000_t13" style="position:absolute;margin-left:267.05pt;margin-top:21.75pt;width:31.75pt;height:25.95pt;z-index:251666432;visibility:visible;mso-wrap-style:square;mso-width-percent:0;mso-height-percent:0;mso-wrap-distance-left:9pt;mso-wrap-distance-top:0;mso-wrap-distance-right:9pt;mso-wrap-distance-bottom:0;mso-position-horizontal:absolute;mso-position-horizontal-relative:text;mso-position-vertical:absolute;mso-position-vertical-relative:text;mso-width-percent:0;mso-height-percent:0;mso-width-relative:margin;mso-height-relative:margin;v-text-anchor:middle" o:gfxdata="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" adj="12772" fillcolor="black [3200]" stroked="f" strokeweight="1pt"/>
+            </w:pict>
+          </mc:Fallback>
+        </mc:AlternateContent>
+      </w:r>
+      <w:r>
+        <w:rPr>
+          <w:rFonts w:ascii="TH SarabunIT๙" w:hAnsi="TH SarabunIT๙" w:cs="TH SarabunIT๙" w:hint="cs"/>
+          <w:b/>
+          <w:bCs/>
+          <w:sz w:val="56"/>
+          <w:szCs w:val="56"/>
+          <w:cs/>
+        </w:rPr>
+        <w:t>ตรวจสอบพื้นที่ดับไฟแบบละเอียด</w:t>
+      </w:r>
+    </w:p>
+    <w:p>
+      <w:pPr>
+        <w:rPr>
+          <w:rFonts w:ascii="TH SarabunIT๙" w:hAnsi="TH SarabunIT๙" w:cs="TH SarabunIT๙"/>
+          <w:b/>
+          <w:bCs/>
+          <w:sz w:val="56"/>
+          <w:szCs w:val="56"/>
+        </w:rPr>
+      </w:pPr>
+      <w:r>
+        <w:rPr>
+          <w:rFonts w:ascii="TH SarabunIT๙" w:hAnsi="TH SarabunIT๙" w:cs="TH SarabunIT๙"/>
+          <w:b/>
+          <w:bCs/>
+          <w:sz w:val="56"/>
+          <w:szCs w:val="56"/>
+        </w:rPr>
+        <w:t xml:space="preserve">   </w:t>
+      </w:r>
+      <w:proofErr w:type="gramStart"/>
+      <w:r>
+        <w:rPr>
+          <w:rFonts w:ascii="TH SarabunIT๙" w:hAnsi="TH SarabunIT๙" w:cs="TH SarabunIT๙"/>
+          <w:b/>
+          <w:bCs/>
+          <w:sz w:val="56"/>
+          <w:szCs w:val="56"/>
+        </w:rPr>
+        <w:t xml:space="preserve">( </w:t>
+      </w:r>
+      <w:r>
+        <w:rPr>
+          <w:rFonts w:ascii="TH SarabunIT๙" w:hAnsi="TH SarabunIT๙" w:cs="TH SarabunIT๙"/>
+          <w:b/>
+          <w:bCs/>
+          <w:sz w:val="56"/>
+          <w:szCs w:val="56"/>
+        </w:rPr>
+        <w:t>Scan</w:t>
+      </w:r>
+      <w:proofErr w:type="gramEnd"/>
+      <w:r>
+        <w:rPr>
+          <w:rFonts w:ascii="TH SarabunIT๙" w:hAnsi="TH SarabunIT๙" w:cs="TH SarabunIT๙"/>
+          <w:b/>
+          <w:bCs/>
+          <w:sz w:val="56"/>
+          <w:szCs w:val="56"/>
+        </w:rPr>
+        <w:t xml:space="preserve"> </w:t>
       </w:r>
       <w:proofErr w:type="spellStart"/>
       <w:r>
         <w:rPr>
           <w:rFonts w:ascii="TH SarabunIT๙" w:hAnsi="TH SarabunIT๙" w:cs="TH SarabunIT๙"/>
+          <w:b/>
+          <w:bCs/>
+          <w:sz w:val="56"/>
+          <w:szCs w:val="56"/>
         </w:rPr>
         <w:t>Qr</w:t>
       </w:r>
@@ -658,15 +843,53 @@
       <w:r>
         <w:rPr>
           <w:rFonts w:ascii="TH SarabunIT๙" w:hAnsi="TH SarabunIT๙" w:cs="TH SarabunIT๙"/>
-        </w:rPr>
-        <w:t xml:space="preserve"> Code </w:t>
+          <w:b/>
+          <w:bCs/>
+          <w:sz w:val="56"/>
+          <w:szCs w:val="56"/>
+        </w:rPr>
+        <w:t xml:space="preserve"> Code</w:t>
+      </w:r>
+      <w:r>
+        <w:rPr>
+          <w:rFonts w:ascii="TH SarabunIT๙" w:hAnsi="TH SarabunIT๙" w:cs="TH SarabunIT๙"/>
+          <w:b/>
+          <w:bCs/>
+          <w:sz w:val="56"/>
+          <w:szCs w:val="56"/>
+        </w:rPr>
+        <w:t xml:space="preserve"> </w:t>
       </w:r>
       <w:r>
         <w:rPr>
           <w:rFonts w:ascii="TH SarabunIT๙" w:hAnsi="TH SarabunIT๙" w:cs="TH SarabunIT๙" w:hint="cs"/>
-          <w:cs/>
-        </w:rPr>
-        <w:t>เพื่อตรวจสอบพื้นที่ไม่มีกระแสไฟฟ้าใช้ชั่วคราว</w:t>
+          <w:b/>
+          <w:bCs/>
+          <w:sz w:val="56"/>
+          <w:szCs w:val="56"/>
+          <w:cs/>
+        </w:rPr>
+        <w:t>ด้านขวา</w:t>
+      </w:r>
+      <w:r>
+        <w:rPr>
+          <w:rFonts w:ascii="TH SarabunIT๙" w:hAnsi="TH SarabunIT๙" w:cs="TH SarabunIT๙"/>
+          <w:b/>
+          <w:bCs/>
+          <w:sz w:val="56"/>
+          <w:szCs w:val="56"/>
+        </w:rPr>
+        <w:t xml:space="preserve"> )</w:t>
+      </w:r>
+      <w:r>
+        <w:rPr>
+          <w:rFonts w:ascii="TH SarabunIT๙" w:hAnsi="TH SarabunIT๙" w:cs="TH SarabunIT๙"/>
+          <w:b/>
+          <w:bCs/>
+          <w:sz w:val="56"/>
+          <w:szCs w:val="56"/>
+        </w:rPr>
+        <w:t xml:space="preserve"> </w:t>
       </w:r>
     </w:p>
     <w:p>
@@ -674,14 +897,62 @@
         <w:ind w:firstLine="720"/>
         <w:rPr>
           <w:rFonts w:ascii="TH SarabunIT๙" w:hAnsi="TH SarabunIT๙" w:cs="TH SarabunIT๙"/>
-        </w:rPr>
-      </w:pPr>
-      <w:r>
-        <w:rPr>
-          <w:rFonts w:ascii="TH SarabunIT๙" w:hAnsi="TH SarabunIT๙" w:cs="TH SarabunIT๙"/>
-          <w:cs/>
-        </w:rPr>
-        <w:tab/>
+          <w:b/>
+          <w:bCs/>
+        </w:rPr>
+      </w:pPr>
+    </w:p>
+    <w:p>
+      <w:pPr>
+        <w:ind w:firstLine="720"/>
+        <w:rPr>
+          <w:rFonts w:ascii="TH SarabunIT๙" w:hAnsi="TH SarabunIT๙" w:cs="TH SarabunIT๙"/>
+          <w:b/>
+          <w:bCs/>
+        </w:rPr>
+      </w:pPr>
+    </w:p>
+    <w:p>
+      <w:pPr>
+        <w:ind w:firstLine="720"/>
+        <w:rPr>
+          <w:rFonts w:ascii="TH SarabunIT๙" w:hAnsi="TH SarabunIT๙" w:cs="TH SarabunIT๙" w:hint="cs"/>
+        </w:rPr>
+      </w:pPr>
+      <w:r>
+        <w:rPr>
+          <w:rFonts w:ascii="TH SarabunIT๙" w:hAnsi="TH SarabunIT๙" w:cs="TH SarabunIT๙" w:hint="cs"/>
+          <w:cs/>
+        </w:rPr>
+        <w:t>อนึ่ง หากการป</w:t>
+      </w:r>
+      <w:r>
+        <w:rPr>
+          <w:rFonts w:ascii="TH SarabunIT๙" w:hAnsi="TH SarabunIT๙" w:cs="TH SarabunIT๙" w:hint="cs"/>
+          <w:cs/>
+        </w:rPr>
+        <w:t>ฏิ</w:t>
+      </w:r>
+      <w:r>
+        <w:rPr>
+          <w:rFonts w:ascii="TH SarabunIT๙" w:hAnsi="TH SarabunIT๙" w:cs="TH SarabunIT๙" w:hint="cs"/>
+          <w:cs/>
+        </w:rPr>
+        <w:t>บัติงานแล้วเสร็จก่อนเวลาที่กำหนด การไฟฟ้าส่วนภูมิภาคจังหวัดกระบี่จะดำเนินการจ่ายกระแสไฟฟ้ากลับคืนให้ก่อนเวลาที่แจ้ง  กรณีผู้ป่วยที่ต้องใช้ไฟฟ้ากับเครื่องมือทางการแพทย์โปรดแจ้งให้ทางการไฟฟ้าส่วนภูมิภาคทราบ หรือสอบถามข้อมูลเพิ่มเติมได้ที่ ศูนย์ปฏิบัติการระบบไฟฟ้ากระบี่ โทร. 075-611158</w:t>
+      </w:r>
+    </w:p>
+    <w:p>
+      <w:pPr>
+        <w:ind w:firstLine="720"/>
+        <w:rPr>
+          <w:rFonts w:ascii="TH SarabunIT๙" w:hAnsi="TH SarabunIT๙" w:cs="TH SarabunIT๙"/>
+        </w:rPr>
+      </w:pPr>
+      <w:r>
+        <w:rPr>
+          <w:rFonts w:ascii="TH SarabunIT๙" w:hAnsi="TH SarabunIT๙" w:cs="TH SarabunIT๙"/>
+          <w:cs/>
+        </w:rPr>
         <w:t>จึงเรียนมาเพื่อโปรดทราบและขออภัยต่อความไม่สะดวก ณ โอกาสนี้ด้วย</w:t>
       </w:r>
     </w:p>
@@ -726,7 +997,7 @@
           <w:tab w:val="left" w:pos="4253"/>
         </w:tabs>
         <w:rPr>
-          <w:rFonts w:ascii="TH SarabunIT๙" w:hAnsi="TH SarabunIT๙" w:cs="TH SarabunIT๙"/>
+          <w:rFonts w:ascii="TH SarabunIT๙" w:hAnsi="TH SarabunIT๙" w:cs="TH SarabunIT๙" w:hint="cs"/>
         </w:rPr>
       </w:pPr>
       <w:r>
@@ -751,47 +1022,6 @@
         <w:tab/>
         <w:t>ขอแสดงความนับถือ</w:t>
       </w:r>
-    </w:p>
-    <w:p>
-      <w:pPr>
-        <w:tabs>
-          <w:tab w:val="left" w:pos="709"/>
-          <w:tab w:val="left" w:pos="1418"/>
-          <w:tab w:val="left" w:pos="4253"/>
-        </w:tabs>
-        <w:rPr>
-          <w:rFonts w:ascii="TH SarabunPSK" w:hAnsi="TH SarabunPSK" w:cs="TH SarabunPSK"/>
-          <w:b/>
-          <w:bCs/>
-          <w:sz w:val="16"/>
-          <w:szCs w:val="16"/>
-        </w:rPr>
-      </w:pPr>
-    </w:p>
-    <w:p>
-      <w:pPr>
-        <w:tabs>
-          <w:tab w:val="left" w:pos="709"/>
-          <w:tab w:val="left" w:pos="1418"/>
-          <w:tab w:val="left" w:pos="4253"/>
-        </w:tabs>
-        <w:rPr>
-          <w:rFonts w:ascii="TH SarabunIT๙" w:hAnsi="TH SarabunIT๙" w:cs="TH SarabunIT๙"/>
-        </w:rPr>
-      </w:pPr>
-    </w:p>
-    <w:p>
-      <w:pPr>
-        <w:tabs>
-          <w:tab w:val="left" w:pos="709"/>
-          <w:tab w:val="left" w:pos="1418"/>
-          <w:tab w:val="left" w:pos="4253"/>
-        </w:tabs>
-        <w:rPr>
-          <w:rFonts w:ascii="TH SarabunIT๙" w:hAnsi="TH SarabunIT๙" w:cs="TH SarabunIT๙"/>
-          <w:cs/>
-        </w:rPr>
-      </w:pPr>
     </w:p>
     <w:p>
       <w:pPr>
@@ -804,28 +1034,6 @@
           <w:rFonts w:ascii="TH SarabunIT๙" w:hAnsi="TH SarabunIT๙" w:cs="TH SarabunIT๙"/>
         </w:rPr>
       </w:pPr>
-      <w:r>
-        <w:rPr>
-          <w:rFonts w:ascii="TH SarabunIT๙" w:hAnsi="TH SarabunIT๙" w:cs="TH SarabunIT๙"/>
-          <w:cs/>
-        </w:rPr>
-        <w:tab/>
-      </w:r>
-      <w:r>
-        <w:rPr>
-          <w:rFonts w:ascii="TH SarabunIT๙" w:hAnsi="TH SarabunIT๙" w:cs="TH SarabunIT๙"/>
-          <w:cs/>
-        </w:rPr>
-        <w:tab/>
-      </w:r>
-      <w:r>
-        <w:rPr>
-          <w:rFonts w:ascii="TH SarabunIT๙" w:hAnsi="TH SarabunIT๙" w:cs="TH SarabunIT๙"/>
-          <w:cs/>
-        </w:rPr>
-        <w:tab/>
-        <w:t>(นายวทัญญู  ทองสว่าง )</w:t>
-      </w:r>
     </w:p>
     <w:p>
       <w:pPr>
@@ -835,7 +1043,28 @@
           <w:tab w:val="center" w:pos="5103"/>
         </w:tabs>
         <w:rPr>
-          <w:rFonts w:ascii="TH SarabunIT๙" w:hAnsi="TH SarabunIT๙" w:cs="TH SarabunIT๙"/>
+          <w:rFonts w:ascii="TH SarabunIT๙" w:hAnsi="TH SarabunIT๙" w:cs="TH SarabunIT๙" w:hint="cs"/>
+        </w:rPr>
+      </w:pPr>
+      <w:bookmarkStart w:id="0" w:name="_GoBack"/>
+      <w:bookmarkEnd w:id="0"/>
+      <w:r>
+        <w:rPr>
+          <w:rFonts w:ascii="TH SarabunIT๙" w:hAnsi="TH SarabunIT๙" w:cs="TH SarabunIT๙"/>
+          <w:cs/>
+        </w:rPr>
+        <w:tab/>
+      </w:r>
+    </w:p>
+    <w:p>
+      <w:pPr>
+        <w:tabs>
+          <w:tab w:val="left" w:pos="709"/>
+          <w:tab w:val="left" w:pos="1418"/>
+          <w:tab w:val="center" w:pos="5103"/>
+        </w:tabs>
+        <w:rPr>
+          <w:rFonts w:ascii="TH SarabunIT๙" w:hAnsi="TH SarabunIT๙" w:cs="TH SarabunIT๙" w:hint="cs"/>
         </w:rPr>
       </w:pPr>
       <w:r>
@@ -843,16 +1072,16 @@
           <w:noProof/>
         </w:rPr>
         <w:drawing>
-          <wp:anchor distT="0" distB="0" distL="114300" distR="114300" simplePos="0" relativeHeight="251658240" behindDoc="0" locked="0" layoutInCell="1" allowOverlap="1" wp14:anchorId="62356D0D" wp14:editId="346D3567">
+          <wp:anchor distT="0" distB="0" distL="114300" distR="114300" simplePos="0" relativeHeight="251658240" behindDoc="0" locked="0" layoutInCell="1" allowOverlap="1" wp14:anchorId="62356D0D" wp14:editId="58A33803">
             <wp:simplePos x="0" y="0"/>
             <wp:positionH relativeFrom="margin">
-              <wp:align>right</wp:align>
+              <wp:posOffset>-165100</wp:posOffset>
             </wp:positionH>
             <wp:positionV relativeFrom="paragraph">
-              <wp:posOffset>154914</wp:posOffset>
+              <wp:posOffset>120015</wp:posOffset>
             </wp:positionV>
-            <wp:extent cx="707390" cy="707390"/>
-            <wp:effectExtent l="0" t="0" r="0" b="0"/>
+            <wp:extent cx="717550" cy="723900"/>
+            <wp:effectExtent l="0" t="0" r="6350" b="0"/>
             <wp:wrapSquare wrapText="bothSides"/>
             <wp:docPr id="160" name="รูปภาพ 160"/>
             <wp:cNvGraphicFramePr>
@@ -883,7 +1112,74 @@
                   <pic:spPr bwMode="auto">
                     <a:xfrm>
                       <a:off x="0" y="0"/>
-                      <a:ext cx="707390" cy="707390"/>
+                      <a:ext cx="717550" cy="723900"/>
+                    </a:xfrm>
+                    <a:prstGeom prst="rect">
+                      <a:avLst/>
+                    </a:prstGeom>
+                    <a:noFill/>
+                    <a:ln>
+                      <a:noFill/>
+                    </a:ln>
+                  </pic:spPr>
+                </pic:pic>
+              </a:graphicData>
+            </a:graphic>
+            <wp14:sizeRelH relativeFrom="margin">
+              <wp14:pctWidth>0</wp14:pctWidth>
+            </wp14:sizeRelH>
+            <wp14:sizeRelV relativeFrom="margin">
+              <wp14:pctHeight>0</wp14:pctHeight>
+            </wp14:sizeRelV>
+          </wp:anchor>
+        </w:drawing>
+      </w:r>
+      <w:r>
+        <w:rPr>
+          <w:noProof/>
+        </w:rPr>
+        <w:drawing>
+          <wp:anchor distT="0" distB="0" distL="114300" distR="114300" simplePos="0" relativeHeight="251662336" behindDoc="0" locked="0" layoutInCell="1" allowOverlap="1" wp14:anchorId="2B9E8C26" wp14:editId="747980DB">
+            <wp:simplePos x="0" y="0"/>
+            <wp:positionH relativeFrom="column">
+              <wp:posOffset>783121</wp:posOffset>
+            </wp:positionH>
+            <wp:positionV relativeFrom="paragraph">
+              <wp:posOffset>130948</wp:posOffset>
+            </wp:positionV>
+            <wp:extent cx="714375" cy="714375"/>
+            <wp:effectExtent l="0" t="0" r="9525" b="9525"/>
+            <wp:wrapNone/>
+            <wp:docPr id="3" name="รูปภาพ 3"/>
+            <wp:cNvGraphicFramePr>
+              <a:graphicFrameLocks xmlns:a="http://schemas.openxmlformats.org/drawingml/2006/main" noChangeAspect="1"/>
+            </wp:cNvGraphicFramePr>
+            <a:graphic xmlns:a="http://schemas.openxmlformats.org/drawingml/2006/main">
+              <a:graphicData uri="http://schemas.openxmlformats.org/drawingml/2006/picture">
+                <pic:pic xmlns:pic="http://schemas.openxmlformats.org/drawingml/2006/picture">
+                  <pic:nvPicPr>
+                    <pic:cNvPr id="0" name="Picture 3"/>
+                    <pic:cNvPicPr>
+                      <a:picLocks noChangeAspect="1" noChangeArrowheads="1"/>
+                    </pic:cNvPicPr>
+                  </pic:nvPicPr>
+                  <pic:blipFill>
+                    <a:blip r:embed="rId8">
+                      <a:extLst>
+                        <a:ext uri="{28A0092B-C50C-407E-A947-70E740481C1C}">
+                          <a14:useLocalDpi xmlns:a14="http://schemas.microsoft.com/office/drawing/2010/main" val="0"/>
+                        </a:ext>
+                      </a:extLst>
+                    </a:blip>
+                    <a:srcRect t="3798"/>
+                    <a:stretch>
+                      <a:fillRect/>
+                    </a:stretch>
+                  </pic:blipFill>
+                  <pic:spPr bwMode="auto">
+                    <a:xfrm>
+                      <a:off x="0" y="0"/>
+                      <a:ext cx="714375" cy="714375"/>
                     </a:xfrm>
                     <a:prstGeom prst="rect">
                       <a:avLst/>
@@ -919,7 +1215,6 @@
           <w:cs/>
         </w:rPr>
         <w:tab/>
-        <w:t>รองผู้จัดการ รักษาการแทน</w:t>
       </w:r>
     </w:p>
     <w:p>
@@ -930,7 +1225,7 @@
           <w:tab w:val="center" w:pos="5103"/>
         </w:tabs>
         <w:rPr>
-          <w:rFonts w:ascii="TH SarabunIT๙" w:hAnsi="TH SarabunIT๙" w:cs="TH SarabunIT๙"/>
+          <w:rFonts w:ascii="TH SarabunIT๙" w:hAnsi="TH SarabunIT๙" w:cs="TH SarabunIT๙" w:hint="cs"/>
         </w:rPr>
       </w:pPr>
       <w:r>
@@ -953,20 +1248,7 @@
           <w:cs/>
         </w:rPr>
         <w:tab/>
-        <w:t>ผู้จัดการการไฟฟ้าส่วนภูมิภาคจังหวัดกระบี่</w:t>
-      </w:r>
-    </w:p>
-    <w:p>
-      <w:pPr>
-        <w:tabs>
-          <w:tab w:val="left" w:pos="709"/>
-          <w:tab w:val="left" w:pos="1418"/>
-          <w:tab w:val="center" w:pos="5103"/>
-        </w:tabs>
-        <w:rPr>
-          <w:rFonts w:ascii="TH SarabunIT๙" w:hAnsi="TH SarabunIT๙" w:cs="TH SarabunIT๙"/>
-        </w:rPr>
-      </w:pPr>
+      </w:r>
     </w:p>
     <w:p>
       <w:pPr>
@@ -976,36 +1258,23 @@
           <w:tab w:val="left" w:pos="4536"/>
         </w:tabs>
         <w:rPr>
-          <w:rFonts w:ascii="TH SarabunPSK" w:hAnsi="TH SarabunPSK" w:cs="TH SarabunPSK"/>
-          <w:b/>
-          <w:bCs/>
-          <w:sz w:val="16"/>
-          <w:szCs w:val="16"/>
-        </w:rPr>
-      </w:pPr>
-      <w:r>
-        <w:rPr>
-          <w:rFonts w:ascii="TH SarabunPSK" w:hAnsi="TH SarabunPSK" w:cs="TH SarabunPSK"/>
-          <w:b/>
-          <w:bCs/>
-          <w:sz w:val="16"/>
-          <w:szCs w:val="16"/>
-          <w:cs/>
-        </w:rPr>
-        <w:t>การไฟฟ้าส่วนภูมิภาคจังหวัดกระบี่  แผนกปฏิบัติการและบำรุงรักษา</w:t>
-      </w:r>
+          <w:rFonts w:ascii="TH SarabunIT๙" w:hAnsi="TH SarabunIT๙" w:cs="TH SarabunIT๙"/>
+        </w:rPr>
+      </w:pPr>
     </w:p>
     <w:p>
       <w:pPr>
         <w:tabs>
           <w:tab w:val="left" w:pos="709"/>
           <w:tab w:val="left" w:pos="1418"/>
-          <w:tab w:val="left" w:pos="4253"/>
+          <w:tab w:val="left" w:pos="4536"/>
         </w:tabs>
         <w:rPr>
-          <w:rFonts w:ascii="TH SarabunIT๙" w:hAnsi="TH SarabunIT๙" w:cs="TH SarabunIT๙"/>
-          <w:sz w:val="18"/>
-          <w:szCs w:val="18"/>
+          <w:rFonts w:ascii="TH SarabunPSK" w:hAnsi="TH SarabunPSK" w:cs="TH SarabunPSK"/>
+          <w:b/>
+          <w:bCs/>
+          <w:sz w:val="16"/>
+          <w:szCs w:val="16"/>
         </w:rPr>
       </w:pPr>
       <w:r>
@@ -1018,22 +1287,22 @@
         <mc:AlternateContent>
           <mc:Choice Requires="wps">
             <w:drawing>
-              <wp:anchor distT="45720" distB="45720" distL="114300" distR="114300" simplePos="0" relativeHeight="251660288" behindDoc="1" locked="0" layoutInCell="1" allowOverlap="1" wp14:anchorId="0D7D7927" wp14:editId="6B7CABCD">
+              <wp:anchor distT="45720" distB="45720" distL="114300" distR="114300" simplePos="0" relativeHeight="251660288" behindDoc="1" locked="0" layoutInCell="1" allowOverlap="1" wp14:anchorId="0D7D7927" wp14:editId="55F6AC64">
                 <wp:simplePos x="0" y="0"/>
                 <wp:positionH relativeFrom="column">
-                  <wp:posOffset>4834763</wp:posOffset>
+                  <wp:posOffset>-414020</wp:posOffset>
                 </wp:positionH>
                 <wp:positionV relativeFrom="paragraph">
-                  <wp:posOffset>42900</wp:posOffset>
+                  <wp:posOffset>174625</wp:posOffset>
                 </wp:positionV>
-                <wp:extent cx="1528445" cy="1404620"/>
-                <wp:effectExtent l="0" t="0" r="0" b="0"/>
+                <wp:extent cx="1120775" cy="1404620"/>
+                <wp:effectExtent l="0" t="0" r="3175" b="0"/>
                 <wp:wrapTight wrapText="bothSides">
                   <wp:wrapPolygon edited="0">
                     <wp:start x="0" y="0"/>
-                    <wp:lineTo x="0" y="20166"/>
-                    <wp:lineTo x="21268" y="20166"/>
-                    <wp:lineTo x="21268" y="0"/>
+                    <wp:lineTo x="0" y="19636"/>
+                    <wp:lineTo x="21294" y="19636"/>
+                    <wp:lineTo x="21294" y="0"/>
                     <wp:lineTo x="0" y="0"/>
                   </wp:wrapPolygon>
                 </wp:wrapTight>
@@ -1050,7 +1319,7 @@
                       <wps:spPr bwMode="auto">
                         <a:xfrm>
                           <a:off x="0" y="0"/>
-                          <a:ext cx="1528445" cy="1404620"/>
+                          <a:ext cx="1120775" cy="1404620"/>
                         </a:xfrm>
                         <a:prstGeom prst="rect">
                           <a:avLst/>
@@ -1070,24 +1339,19 @@
                           <w:p>
                             <w:pPr>
                               <w:rPr>
+                                <w:rFonts w:ascii="TH SarabunIT๙" w:hAnsi="TH SarabunIT๙" w:cs="TH SarabunIT๙"/>
                                 <w:sz w:val="24"/>
                                 <w:szCs w:val="24"/>
                               </w:rPr>
                             </w:pPr>
                             <w:r>
                               <w:rPr>
-                                <w:sz w:val="24"/>
-                                <w:szCs w:val="24"/>
-                              </w:rPr>
-                              <w:t>K041_</w:t>
-                            </w:r>
-                            <w:r>
-                              <w:rPr>
+                                <w:rFonts w:ascii="TH SarabunIT๙" w:hAnsi="TH SarabunIT๙" w:cs="TH SarabunIT๙"/>
                                 <w:sz w:val="24"/>
                                 <w:szCs w:val="24"/>
                                 <w:cs/>
                               </w:rPr>
-                              <w:t>รับแจ้งไฟฟ้าขัดข้องกระบี่</w:t>
+                              <w:t>แจ้งไฟฟ้าขัดข้องกระบี่</w:t>
                             </w:r>
                           </w:p>
                         </w:txbxContent>
@@ -1113,30 +1377,25 @@
                 <v:stroke joinstyle="miter"/>
                 <v:path gradientshapeok="t" o:connecttype="rect"/>
               </v:shapetype>
-              <v:shape id="กล่องข้อความ 2" o:spid="_x0000_s1026" type="#_x0000_t202" style="position:absolute;margin-left:380.7pt;margin-top:3.4pt;width:120.35pt;height:110.6pt;z-index:-251656192;visibility:visible;mso-wrap-style:square;mso-width-percent:0;mso-height-percent:200;mso-wrap-distance-left:9pt;mso-wrap-distance-top:3.6pt;mso-wrap-distance-right:9pt;mso-wrap-distance-bottom:3.6pt;mso-position-horizontal:absolute;mso-position-horizontal-relative:text;mso-position-vertical:absolute;mso-position-vertical-relative:text;mso-width-percent:0;mso-height-percent:200;mso-width-relative:margin;mso-height-relative:margin;v-text-anchor:top" o:gfxdata="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" stroked="f">
+              <v:shape id="กล่องข้อความ 2" o:spid="_x0000_s1026" type="#_x0000_t202" style="position:absolute;margin-left:-32.6pt;margin-top:13.75pt;width:88.25pt;height:110.6pt;z-index:-251656192;visibility:visible;mso-wrap-style:square;mso-width-percent:0;mso-height-percent:200;mso-wrap-distance-left:9pt;mso-wrap-distance-top:3.6pt;mso-wrap-distance-right:9pt;mso-wrap-distance-bottom:3.6pt;mso-position-horizontal:absolute;mso-position-horizontal-relative:text;mso-position-vertical:absolute;mso-position-vertical-relative:text;mso-width-percent:0;mso-height-percent:200;mso-width-relative:margin;mso-height-relative:margin;v-text-anchor:top" o:gfxdata="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" stroked="f">
                 <v:textbox style="mso-fit-shape-to-text:t">
                   <w:txbxContent>
                     <w:p>
                       <w:pPr>
                         <w:rPr>
+                          <w:rFonts w:ascii="TH SarabunIT๙" w:hAnsi="TH SarabunIT๙" w:cs="TH SarabunIT๙"/>
                           <w:sz w:val="24"/>
                           <w:szCs w:val="24"/>
                         </w:rPr>
                       </w:pPr>
                       <w:r>
                         <w:rPr>
-                          <w:sz w:val="24"/>
-                          <w:szCs w:val="24"/>
-                        </w:rPr>
-                        <w:t>K041_</w:t>
-                      </w:r>
-                      <w:r>
-                        <w:rPr>
+                          <w:rFonts w:ascii="TH SarabunIT๙" w:hAnsi="TH SarabunIT๙" w:cs="TH SarabunIT๙"/>
                           <w:sz w:val="24"/>
                           <w:szCs w:val="24"/>
                           <w:cs/>
                         </w:rPr>
-                        <w:t>รับแจ้งไฟฟ้าขัดข้องกระบี่</w:t>
+                        <w:t>แจ้งไฟฟ้าขัดข้องกระบี่</w:t>
                       </w:r>
                     </w:p>
                   </w:txbxContent>
@@ -1149,39 +1408,237 @@
       </w:r>
       <w:r>
         <w:rPr>
+          <w:noProof/>
+        </w:rPr>
+        <w:drawing>
+          <wp:anchor distT="0" distB="0" distL="114300" distR="114300" simplePos="0" relativeHeight="251663360" behindDoc="0" locked="0" layoutInCell="1" allowOverlap="1" wp14:anchorId="393841EE" wp14:editId="0958F631">
+            <wp:simplePos x="0" y="0"/>
+            <wp:positionH relativeFrom="column">
+              <wp:posOffset>5118365</wp:posOffset>
+            </wp:positionH>
+            <wp:positionV relativeFrom="paragraph">
+              <wp:posOffset>16595</wp:posOffset>
+            </wp:positionV>
+            <wp:extent cx="1492250" cy="776605"/>
+            <wp:effectExtent l="0" t="0" r="0" b="4445"/>
+            <wp:wrapNone/>
+            <wp:docPr id="2" name="รูปภาพ 2" descr="1129"/>
+            <wp:cNvGraphicFramePr>
+              <a:graphicFrameLocks xmlns:a="http://schemas.openxmlformats.org/drawingml/2006/main" noChangeAspect="1"/>
+            </wp:cNvGraphicFramePr>
+            <a:graphic xmlns:a="http://schemas.openxmlformats.org/drawingml/2006/main">
+              <a:graphicData uri="http://schemas.openxmlformats.org/drawingml/2006/picture">
+                <pic:pic xmlns:pic="http://schemas.openxmlformats.org/drawingml/2006/picture">
+                  <pic:nvPicPr>
+                    <pic:cNvPr id="0" name="Picture 5" descr="1129"/>
+                    <pic:cNvPicPr>
+                      <a:picLocks noChangeAspect="1" noChangeArrowheads="1"/>
+                    </pic:cNvPicPr>
+                  </pic:nvPicPr>
+                  <pic:blipFill>
+                    <a:blip r:embed="rId9">
+                      <a:extLst>
+                        <a:ext uri="{28A0092B-C50C-407E-A947-70E740481C1C}">
+                          <a14:useLocalDpi xmlns:a14="http://schemas.microsoft.com/office/drawing/2010/main" val="0"/>
+                        </a:ext>
+                      </a:extLst>
+                    </a:blip>
+                    <a:srcRect l="11043" r="20088"/>
+                    <a:stretch>
+                      <a:fillRect/>
+                    </a:stretch>
+                  </pic:blipFill>
+                  <pic:spPr bwMode="auto">
+                    <a:xfrm>
+                      <a:off x="0" y="0"/>
+                      <a:ext cx="1492250" cy="776605"/>
+                    </a:xfrm>
+                    <a:prstGeom prst="rect">
+                      <a:avLst/>
+                    </a:prstGeom>
+                    <a:noFill/>
+                    <a:ln>
+                      <a:noFill/>
+                    </a:ln>
+                  </pic:spPr>
+                </pic:pic>
+              </a:graphicData>
+            </a:graphic>
+          </wp:anchor>
+        </w:drawing>
+      </w:r>
+    </w:p>
+    <w:p>
+      <w:pPr>
+        <w:tabs>
+          <w:tab w:val="left" w:pos="709"/>
+          <w:tab w:val="left" w:pos="1418"/>
+          <w:tab w:val="left" w:pos="4536"/>
+        </w:tabs>
+        <w:jc w:val="center"/>
+      </w:pPr>
+      <w:r>
+        <w:rPr>
+          <w:rFonts w:ascii="Angsana New" w:hAnsi="Angsana New" w:cs="Angsana New"/>
+          <w:noProof/>
+          <w:sz w:val="28"/>
+          <w:szCs w:val="28"/>
+        </w:rPr>
+        <mc:AlternateContent>
+          <mc:Choice Requires="wps">
+            <w:drawing>
+              <wp:anchor distT="45720" distB="45720" distL="114300" distR="114300" simplePos="0" relativeHeight="251665408" behindDoc="1" locked="0" layoutInCell="1" allowOverlap="1" wp14:anchorId="362E1793" wp14:editId="08D012FA">
+                <wp:simplePos x="0" y="0"/>
+                <wp:positionH relativeFrom="column">
+                  <wp:posOffset>532130</wp:posOffset>
+                </wp:positionH>
+                <wp:positionV relativeFrom="paragraph">
+                  <wp:posOffset>59690</wp:posOffset>
+                </wp:positionV>
+                <wp:extent cx="1256030" cy="1404620"/>
+                <wp:effectExtent l="0" t="0" r="1270" b="0"/>
+                <wp:wrapTight wrapText="bothSides">
+                  <wp:wrapPolygon edited="0">
+                    <wp:start x="0" y="0"/>
+                    <wp:lineTo x="0" y="19636"/>
+                    <wp:lineTo x="21294" y="19636"/>
+                    <wp:lineTo x="21294" y="0"/>
+                    <wp:lineTo x="0" y="0"/>
+                  </wp:wrapPolygon>
+                </wp:wrapTight>
+                <wp:docPr id="4" name="กล่องข้อความ 2"/>
+                <wp:cNvGraphicFramePr>
+                  <a:graphicFrameLocks xmlns:a="http://schemas.openxmlformats.org/drawingml/2006/main"/>
+                </wp:cNvGraphicFramePr>
+                <a:graphic xmlns:a="http://schemas.openxmlformats.org/drawingml/2006/main">
+                  <a:graphicData uri="http://schemas.microsoft.com/office/word/2010/wordprocessingShape">
+                    <wps:wsp>
+                      <wps:cNvSpPr txBox="1">
+                        <a:spLocks noChangeArrowheads="1"/>
+                      </wps:cNvSpPr>
+                      <wps:spPr bwMode="auto">
+                        <a:xfrm>
+                          <a:off x="0" y="0"/>
+                          <a:ext cx="1256030" cy="1404620"/>
+                        </a:xfrm>
+                        <a:prstGeom prst="rect">
+                          <a:avLst/>
+                        </a:prstGeom>
+                        <a:solidFill>
+                          <a:srgbClr val="FFFFFF"/>
+                        </a:solidFill>
+                        <a:ln w="9525">
+                          <a:noFill/>
+                          <a:miter lim="800000"/>
+                          <a:headEnd/>
+                          <a:tailEnd/>
+                        </a:ln>
+                      </wps:spPr>
+                      <wps:txbx>
+                        <w:txbxContent>
+                          <w:p>
+                            <w:pPr>
+                              <w:rPr>
+                                <w:rFonts w:ascii="TH SarabunIT๙" w:hAnsi="TH SarabunIT๙" w:cs="TH SarabunIT๙" w:hint="cs"/>
+                                <w:sz w:val="24"/>
+                                <w:szCs w:val="24"/>
+                              </w:rPr>
+                            </w:pPr>
+                            <w:r>
+                              <w:rPr>
+                                <w:rFonts w:ascii="TH SarabunIT๙" w:hAnsi="TH SarabunIT๙" w:cs="TH SarabunIT๙"/>
+                                <w:sz w:val="24"/>
+                                <w:szCs w:val="24"/>
+                                <w:cs/>
+                              </w:rPr>
+                              <w:t>แจ้งไฟฟ้าขัดข้อง</w:t>
+                            </w:r>
+                            <w:r>
+                              <w:rPr>
+                                <w:rFonts w:ascii="TH SarabunIT๙" w:hAnsi="TH SarabunIT๙" w:cs="TH SarabunIT๙" w:hint="cs"/>
+                                <w:sz w:val="24"/>
+                                <w:szCs w:val="24"/>
+                                <w:cs/>
+                              </w:rPr>
+                              <w:t>อ่าวนาง</w:t>
+                            </w:r>
+                          </w:p>
+                        </w:txbxContent>
+                      </wps:txbx>
+                      <wps:bodyPr rot="0" vert="horz" wrap="square" lIns="91440" tIns="45720" rIns="91440" bIns="45720" anchor="t" anchorCtr="0">
+                        <a:spAutoFit/>
+                      </wps:bodyPr>
+                    </wps:wsp>
+                  </a:graphicData>
+                </a:graphic>
+                <wp14:sizeRelH relativeFrom="margin">
+                  <wp14:pctWidth>0</wp14:pctWidth>
+                </wp14:sizeRelH>
+                <wp14:sizeRelV relativeFrom="margin">
+                  <wp14:pctHeight>20000</wp14:pctHeight>
+                </wp14:sizeRelV>
+              </wp:anchor>
+            </w:drawing>
+          </mc:Choice>
+          <mc:Fallback>
+            <w:pict>
+              <v:shape w14:anchorId="362E1793" id="_x0000_s1027" type="#_x0000_t202" style="position:absolute;left:0;text-align:left;margin-left:41.9pt;margin-top:4.7pt;width:98.9pt;height:110.6pt;z-index:-251651072;visibility:visible;mso-wrap-style:square;mso-width-percent:0;mso-height-percent:200;mso-wrap-distance-left:9pt;mso-wrap-distance-top:3.6pt;mso-wrap-distance-right:9pt;mso-wrap-distance-bottom:3.6pt;mso-position-horizontal:absolute;mso-position-horizontal-relative:text;mso-position-vertical:absolute;mso-position-vertical-relative:text;mso-width-percent:0;mso-height-percent:200;mso-width-relative:margin;mso-height-relative:margin;v-text-anchor:top" o:gfxdata="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" stroked="f">
+                <v:textbox style="mso-fit-shape-to-text:t">
+                  <w:txbxContent>
+                    <w:p>
+                      <w:pPr>
+                        <w:rPr>
+                          <w:rFonts w:ascii="TH SarabunIT๙" w:hAnsi="TH SarabunIT๙" w:cs="TH SarabunIT๙" w:hint="cs"/>
+                          <w:sz w:val="24"/>
+                          <w:szCs w:val="24"/>
+                        </w:rPr>
+                      </w:pPr>
+                      <w:r>
+                        <w:rPr>
+                          <w:rFonts w:ascii="TH SarabunIT๙" w:hAnsi="TH SarabunIT๙" w:cs="TH SarabunIT๙"/>
+                          <w:sz w:val="24"/>
+                          <w:szCs w:val="24"/>
+                          <w:cs/>
+                        </w:rPr>
+                        <w:t>แจ้งไฟฟ้าขัดข้อง</w:t>
+                      </w:r>
+                      <w:r>
+                        <w:rPr>
+                          <w:rFonts w:ascii="TH SarabunIT๙" w:hAnsi="TH SarabunIT๙" w:cs="TH SarabunIT๙" w:hint="cs"/>
+                          <w:sz w:val="24"/>
+                          <w:szCs w:val="24"/>
+                          <w:cs/>
+                        </w:rPr>
+                        <w:t>อ่าวนาง</w:t>
+                      </w:r>
+                    </w:p>
+                  </w:txbxContent>
+                </v:textbox>
+                <w10:wrap type="tight"/>
+              </v:shape>
+            </w:pict>
+          </mc:Fallback>
+        </mc:AlternateContent>
+      </w:r>
+    </w:p>
+    <w:p>
+      <w:pPr>
+        <w:tabs>
+          <w:tab w:val="left" w:pos="709"/>
+          <w:tab w:val="left" w:pos="1418"/>
+          <w:tab w:val="left" w:pos="4536"/>
+        </w:tabs>
+        <w:rPr>
           <w:rFonts w:ascii="TH SarabunPSK" w:hAnsi="TH SarabunPSK" w:cs="TH SarabunPSK"/>
           <w:b/>
           <w:bCs/>
           <w:sz w:val="16"/>
           <w:szCs w:val="16"/>
-          <w:cs/>
-        </w:rPr>
-        <w:t xml:space="preserve">โทร.075-611990 ต่อ (14555) </w:t>
-      </w:r>
-      <w:r>
-        <w:rPr>
-          <w:rFonts w:ascii="TH SarabunPSK" w:hAnsi="TH SarabunPSK" w:cs="TH SarabunPSK"/>
-          <w:b/>
-          <w:bCs/>
-          <w:sz w:val="16"/>
-          <w:szCs w:val="16"/>
-        </w:rPr>
-        <w:t xml:space="preserve">,(14560) </w:t>
-      </w:r>
-      <w:r>
-        <w:rPr>
-          <w:rFonts w:ascii="TH SarabunPSK" w:hAnsi="TH SarabunPSK" w:cs="TH SarabunPSK"/>
-          <w:b/>
-          <w:bCs/>
-          <w:sz w:val="16"/>
-          <w:szCs w:val="16"/>
-          <w:cs/>
-        </w:rPr>
-        <w:t>ในเวลาราชการ</w:t>
-      </w:r>
+        </w:rPr>
+      </w:pPr>
     </w:p>
     <w:sectPr>
-      <w:footerReference w:type="default" r:id="rId9"/>
+      <w:footerReference w:type="default" r:id="rId10"/>
       <w:pgSz w:w="12240" w:h="15840"/>
       <w:pgMar w:top="0" w:right="1440" w:bottom="284" w:left="1440" w:header="720" w:footer="0" w:gutter="0"/>
       <w:cols w:space="720"/>

--- a/templates/outage_template.docx
+++ b/templates/outage_template.docx
@@ -281,7 +281,7 @@
         <w:spacing w:before="120"/>
         <w:jc w:val="both"/>
         <w:rPr>
-          <w:rFonts w:ascii="TH SarabunIT๙" w:hAnsi="TH SarabunIT๙" w:cs="TH SarabunIT๙" w:hint="cs"/>
+          <w:rFonts w:ascii="TH SarabunIT๙" w:hAnsi="TH SarabunIT๙" w:cs="TH SarabunIT๙"/>
         </w:rPr>
       </w:pPr>
       <w:r>
@@ -378,7 +378,38 @@
           <w:rFonts w:ascii="TH SarabunIT๙" w:hAnsi="TH SarabunIT๙" w:cs="TH SarabunIT๙"/>
           <w:cs/>
         </w:rPr>
-        <w:t>จึงต้องงดจ่ายกระแสไฟฟ้าเป็นการชั่วคราว ตามวันเวลาดังนี้</w:t>
+        <w:t xml:space="preserve">จึงต้องงดจ่ายกระแสไฟฟ้าเป็นการชั่วคราว </w:t>
+      </w:r>
+      <w:r>
+        <w:rPr>
+          <w:rFonts w:ascii="TH SarabunIT๙" w:hAnsi="TH SarabunIT๙" w:cs="TH SarabunIT๙" w:hint="cs"/>
+          <w:cs/>
+        </w:rPr>
+        <w:t xml:space="preserve">บริเวณ </w:t>
+      </w:r>
+      <w:r>
+        <w:rPr>
+          <w:rFonts w:ascii="TH SarabunIT๙" w:hAnsi="TH SarabunIT๙" w:cs="TH SarabunIT๙"/>
+          <w:b/>
+          <w:bCs/>
+        </w:rPr>
+        <w:t>{{DOC_AREA_TITLE}}</w:t>
+      </w:r>
+      <w:r>
+        <w:rPr>
+          <w:rFonts w:ascii="TH SarabunIT๙" w:hAnsi="TH SarabunIT๙" w:cs="TH SarabunIT๙" w:hint="cs"/>
+          <w:b/>
+          <w:bCs/>
+          <w:cs/>
+        </w:rPr>
+        <w:t xml:space="preserve"> </w:t>
+      </w:r>
+      <w:r>
+        <w:rPr>
+          <w:rFonts w:ascii="TH SarabunIT๙" w:hAnsi="TH SarabunIT๙" w:cs="TH SarabunIT๙"/>
+          <w:cs/>
+        </w:rPr>
+        <w:t>ตามวันเวลาดังนี้</w:t>
       </w:r>
     </w:p>
     <w:p>
@@ -544,7 +575,57 @@
           <w:b/>
           <w:bCs/>
         </w:rPr>
-        <w:t>{{DOC_AREA_TITLE}}</w:t>
+        <w:t>{{</w:t>
+      </w:r>
+      <w:r>
+        <w:rPr>
+          <w:rFonts w:ascii="TH SarabunIT๙" w:hAnsi="TH SarabunIT๙" w:cs="TH SarabunIT๙"/>
+          <w:b/>
+          <w:bCs/>
+        </w:rPr>
+        <w:t>DOC</w:t>
+      </w:r>
+      <w:r>
+        <w:rPr>
+          <w:rFonts w:ascii="TH SarabunIT๙" w:hAnsi="TH SarabunIT๙" w:cs="TH SarabunIT๙"/>
+          <w:b/>
+          <w:bCs/>
+        </w:rPr>
+        <w:t>_</w:t>
+      </w:r>
+      <w:r>
+        <w:rPr>
+          <w:rFonts w:ascii="TH SarabunIT๙" w:hAnsi="TH SarabunIT๙" w:cs="TH SarabunIT๙"/>
+          <w:b/>
+          <w:bCs/>
+        </w:rPr>
+        <w:t>AREA</w:t>
+      </w:r>
+      <w:r>
+        <w:rPr>
+          <w:rFonts w:ascii="TH SarabunIT๙" w:hAnsi="TH SarabunIT๙" w:cs="TH SarabunIT๙"/>
+          <w:b/>
+          <w:bCs/>
+        </w:rPr>
+        <w:t>_</w:t>
+      </w:r>
+      <w:r>
+        <w:rPr>
+          <w:rFonts w:ascii="TH SarabunIT๙" w:hAnsi="TH SarabunIT๙" w:cs="TH SarabunIT๙"/>
+          <w:b/>
+          <w:bCs/>
+        </w:rPr>
+        <w:t>DETAIL</w:t>
+      </w:r>
+      <w:bookmarkStart w:id="0" w:name="_GoBack"/>
+      <w:bookmarkEnd w:id="0"/>
+      <w:r>
+        <w:rPr>
+          <w:rFonts w:ascii="TH SarabunIT๙" w:hAnsi="TH SarabunIT๙" w:cs="TH SarabunIT๙"/>
+          <w:b/>
+          <w:bCs/>
+        </w:rPr>
+        <w:t>}}</w:t>
       </w:r>
       <w:r>
         <w:rPr>
@@ -648,15 +729,15 @@
         <w:ind w:firstLine="720"/>
         <w:jc w:val="thaiDistribute"/>
         <w:rPr>
-          <w:rFonts w:ascii="TH SarabunIT๙" w:hAnsi="TH SarabunIT๙" w:cs="TH SarabunIT๙" w:hint="cs"/>
-          <w:cs/>
-        </w:rPr>
-      </w:pPr>
-    </w:p>
-    <w:p>
-      <w:pPr>
-        <w:rPr>
-          <w:rFonts w:ascii="TH SarabunIT๙" w:hAnsi="TH SarabunIT๙" w:cs="TH SarabunIT๙" w:hint="cs"/>
+          <w:rFonts w:ascii="TH SarabunIT๙" w:hAnsi="TH SarabunIT๙" w:cs="TH SarabunIT๙"/>
+          <w:cs/>
+        </w:rPr>
+      </w:pPr>
+    </w:p>
+    <w:p>
+      <w:pPr>
+        <w:rPr>
+          <w:rFonts w:ascii="TH SarabunIT๙" w:hAnsi="TH SarabunIT๙" w:cs="TH SarabunIT๙"/>
           <w:b/>
           <w:bCs/>
           <w:sz w:val="56"/>
@@ -916,7 +997,7 @@
       <w:pPr>
         <w:ind w:firstLine="720"/>
         <w:rPr>
-          <w:rFonts w:ascii="TH SarabunIT๙" w:hAnsi="TH SarabunIT๙" w:cs="TH SarabunIT๙" w:hint="cs"/>
+          <w:rFonts w:ascii="TH SarabunIT๙" w:hAnsi="TH SarabunIT๙" w:cs="TH SarabunIT๙"/>
         </w:rPr>
       </w:pPr>
       <w:r>
@@ -997,7 +1078,7 @@
           <w:tab w:val="left" w:pos="4253"/>
         </w:tabs>
         <w:rPr>
-          <w:rFonts w:ascii="TH SarabunIT๙" w:hAnsi="TH SarabunIT๙" w:cs="TH SarabunIT๙" w:hint="cs"/>
+          <w:rFonts w:ascii="TH SarabunIT๙" w:hAnsi="TH SarabunIT๙" w:cs="TH SarabunIT๙"/>
         </w:rPr>
       </w:pPr>
       <w:r>
@@ -1043,11 +1124,9 @@
           <w:tab w:val="center" w:pos="5103"/>
         </w:tabs>
         <w:rPr>
-          <w:rFonts w:ascii="TH SarabunIT๙" w:hAnsi="TH SarabunIT๙" w:cs="TH SarabunIT๙" w:hint="cs"/>
-        </w:rPr>
-      </w:pPr>
-      <w:bookmarkStart w:id="0" w:name="_GoBack"/>
-      <w:bookmarkEnd w:id="0"/>
+          <w:rFonts w:ascii="TH SarabunIT๙" w:hAnsi="TH SarabunIT๙" w:cs="TH SarabunIT๙"/>
+        </w:rPr>
+      </w:pPr>
       <w:r>
         <w:rPr>
           <w:rFonts w:ascii="TH SarabunIT๙" w:hAnsi="TH SarabunIT๙" w:cs="TH SarabunIT๙"/>
@@ -1064,7 +1143,7 @@
           <w:tab w:val="center" w:pos="5103"/>
         </w:tabs>
         <w:rPr>
-          <w:rFonts w:ascii="TH SarabunIT๙" w:hAnsi="TH SarabunIT๙" w:cs="TH SarabunIT๙" w:hint="cs"/>
+          <w:rFonts w:ascii="TH SarabunIT๙" w:hAnsi="TH SarabunIT๙" w:cs="TH SarabunIT๙"/>
         </w:rPr>
       </w:pPr>
       <w:r>
@@ -1225,7 +1304,7 @@
           <w:tab w:val="center" w:pos="5103"/>
         </w:tabs>
         <w:rPr>
-          <w:rFonts w:ascii="TH SarabunIT๙" w:hAnsi="TH SarabunIT๙" w:cs="TH SarabunIT๙" w:hint="cs"/>
+          <w:rFonts w:ascii="TH SarabunIT๙" w:hAnsi="TH SarabunIT๙" w:cs="TH SarabunIT๙"/>
         </w:rPr>
       </w:pPr>
       <w:r>
@@ -1539,7 +1618,7 @@
                           <w:p>
                             <w:pPr>
                               <w:rPr>
-                                <w:rFonts w:ascii="TH SarabunIT๙" w:hAnsi="TH SarabunIT๙" w:cs="TH SarabunIT๙" w:hint="cs"/>
+                                <w:rFonts w:ascii="TH SarabunIT๙" w:hAnsi="TH SarabunIT๙" w:cs="TH SarabunIT๙"/>
                                 <w:sz w:val="24"/>
                                 <w:szCs w:val="24"/>
                               </w:rPr>
@@ -1588,7 +1667,7 @@
                     <w:p>
                       <w:pPr>
                         <w:rPr>
-                          <w:rFonts w:ascii="TH SarabunIT๙" w:hAnsi="TH SarabunIT๙" w:cs="TH SarabunIT๙" w:hint="cs"/>
+                          <w:rFonts w:ascii="TH SarabunIT๙" w:hAnsi="TH SarabunIT๙" w:cs="TH SarabunIT๙"/>
                           <w:sz w:val="24"/>
                           <w:szCs w:val="24"/>
                         </w:rPr>
